--- a/teaching/2026Fall/4504/Project/warmup.docx
+++ b/teaching/2026Fall/4504/Project/warmup.docx
@@ -1,6 +1,6 @@
 
 <file path=word/document.xml><?xml version="1.0" encoding="utf-8"?>
-<w:document xmlns:wpc="http://schemas.microsoft.com/office/word/2010/wordprocessingCanvas" xmlns:cx="http://schemas.microsoft.com/office/drawing/2014/chartex" xmlns:cx1="http://schemas.microsoft.com/office/drawing/2015/9/8/chartex" xmlns:cx2="http://schemas.microsoft.com/office/drawing/2015/10/21/chartex" xmlns:cx3="http://schemas.microsoft.com/office/drawing/2016/5/9/chartex" xmlns:cx4="http://schemas.microsoft.com/office/drawing/2016/5/10/chartex" xmlns:cx5="http://schemas.microsoft.com/office/drawing/2016/5/11/chartex" xmlns:cx6="http://schemas.microsoft.com/office/drawing/2016/5/12/chartex" xmlns:cx7="http://schemas.microsoft.com/office/drawing/2016/5/13/chartex" xmlns:cx8="http://schemas.microsoft.com/office/drawing/2016/5/14/chartex" xmlns:mc="http://schemas.openxmlformats.org/markup-compatibility/2006" xmlns:aink="http://schemas.microsoft.com/office/drawing/2016/ink" xmlns:am3d="http://schemas.microsoft.com/office/drawing/2017/model3d" xmlns:o="urn:schemas-microsoft-com:office:office" xmlns:oel="http://schemas.microsoft.com/office/2019/extlst" xmlns:r="http://schemas.openxmlformats.org/officeDocument/2006/relationships" xmlns:m="http://schemas.openxmlformats.org/officeDocument/2006/math" xmlns:v="urn:schemas-microsoft-com:vml" xmlns:wp14="http://schemas.microsoft.com/office/word/2010/wordprocessingDrawing" xmlns:wp="http://schemas.openxmlformats.org/drawingml/2006/wordprocessingDrawing" xmlns:w10="urn:schemas-microsoft-com:office:word" xmlns:w="http://schemas.openxmlformats.org/wordprocessingml/2006/main" xmlns:w14="http://schemas.microsoft.com/office/word/2010/wordml" xmlns:w15="http://schemas.microsoft.com/office/word/2012/wordml" xmlns:w16cex="http://schemas.microsoft.com/office/word/2018/wordml/cex" xmlns:w16cid="http://schemas.microsoft.com/office/word/2016/wordml/cid" xmlns:w16="http://schemas.microsoft.com/office/word/2018/wordml" xmlns:w16du="http://schemas.microsoft.com/office/word/2023/wordml/word16du" xmlns:w16sdtdh="http://schemas.microsoft.com/office/word/2020/wordml/sdtdatahash" xmlns:w16se="http://schemas.microsoft.com/office/word/2015/wordml/symex" xmlns:wpg="http://schemas.microsoft.com/office/word/2010/wordprocessingGroup" xmlns:wpi="http://schemas.microsoft.com/office/word/2010/wordprocessingInk" xmlns:wne="http://schemas.microsoft.com/office/word/2006/wordml" xmlns:wps="http://schemas.microsoft.com/office/word/2010/wordprocessingShape" mc:Ignorable="w14 w15 w16se w16cid w16 w16cex w16sdtdh w16du wp14">
+<w:document xmlns:wpc="http://schemas.microsoft.com/office/word/2010/wordprocessingCanvas" xmlns:cx="http://schemas.microsoft.com/office/drawing/2014/chartex" xmlns:cx1="http://schemas.microsoft.com/office/drawing/2015/9/8/chartex" xmlns:cx2="http://schemas.microsoft.com/office/drawing/2015/10/21/chartex" xmlns:cx3="http://schemas.microsoft.com/office/drawing/2016/5/9/chartex" xmlns:cx4="http://schemas.microsoft.com/office/drawing/2016/5/10/chartex" xmlns:cx5="http://schemas.microsoft.com/office/drawing/2016/5/11/chartex" xmlns:cx6="http://schemas.microsoft.com/office/drawing/2016/5/12/chartex" xmlns:cx7="http://schemas.microsoft.com/office/drawing/2016/5/13/chartex" xmlns:cx8="http://schemas.microsoft.com/office/drawing/2016/5/14/chartex" xmlns:mc="http://schemas.openxmlformats.org/markup-compatibility/2006" xmlns:m="http://schemas.openxmlformats.org/officeDocument/2006/math" xmlns:aink="http://schemas.microsoft.com/office/drawing/2016/ink" xmlns:am3d="http://schemas.microsoft.com/office/drawing/2017/model3d" xmlns:oel="http://schemas.microsoft.com/office/2019/extlst" xmlns:r="http://schemas.openxmlformats.org/officeDocument/2006/relationships" xmlns:wp14="http://schemas.microsoft.com/office/word/2010/wordprocessingDrawing" xmlns:wp="http://schemas.openxmlformats.org/drawingml/2006/wordprocessingDrawing" xmlns:wpg="http://schemas.microsoft.com/office/word/2010/wordprocessingGroup" xmlns:wpi="http://schemas.microsoft.com/office/word/2010/wordprocessingInk" xmlns:wps="http://schemas.microsoft.com/office/word/2010/wordprocessingShape" xmlns:o="urn:schemas-microsoft-com:office:office" xmlns:v="urn:schemas-microsoft-com:vml" xmlns:w10="urn:schemas-microsoft-com:office:word" xmlns:w="http://schemas.openxmlformats.org/wordprocessingml/2006/main" xmlns:w14="http://schemas.microsoft.com/office/word/2010/wordml" xmlns:w15="http://schemas.microsoft.com/office/word/2012/wordml" xmlns:w16cei="http://schemas.microsoft.com/office/word/2026/wordml/cei" xmlns:w16cex="http://schemas.microsoft.com/office/word/2018/wordml/cex" xmlns:w16cid="http://schemas.microsoft.com/office/word/2016/wordml/cid" xmlns:w16="http://schemas.microsoft.com/office/word/2018/wordml" xmlns:w16sdtdh="http://schemas.microsoft.com/office/word/2020/wordml/sdtdatahash" xmlns:w16sdtfl="http://schemas.microsoft.com/office/word/2024/wordml/sdtformatlock" xmlns:w16se="http://schemas.microsoft.com/office/word/2015/wordml/symex" xmlns:w16du="http://schemas.microsoft.com/office/word/2023/wordml/word16du" xmlns:wne="http://schemas.microsoft.com/office/word/2006/wordml" mc:Ignorable="w14 w15 w16se w16cid w16 w16cex w16sdtdh w16sdtfl w16du wp14">
   <w:body>
     <w:p>
       <w:pPr>
@@ -727,20 +727,35 @@
         <w:pStyle w:val="ListParagraph"/>
         <w:numPr>
           <w:ilvl w:val="0"/>
-          <w:numId w:val="5"/>
+          <w:numId w:val="7"/>
         </w:numPr>
-        <w:jc w:val="both"/>
-        <w:rPr>
-          <w:rFonts w:cstheme="minorHAnsi"/>
-          <w:color w:val="0563C1" w:themeColor="hyperlink"/>
-        </w:rPr>
-      </w:pPr>
-      <w:r>
-        <w:rPr>
-          <w:rFonts w:cstheme="minorHAnsi"/>
-          <w:color w:val="0563C1" w:themeColor="hyperlink"/>
-        </w:rPr>
-        <w:t>L1, L2, L3 cache size</w:t>
+        <w:ind w:left="1440"/>
+        <w:jc w:val="both"/>
+        <w:rPr>
+          <w:rFonts w:cstheme="minorHAnsi"/>
+          <w:color w:val="0563C1" w:themeColor="hyperlink"/>
+        </w:rPr>
+      </w:pPr>
+      <w:r>
+        <w:rPr>
+          <w:rFonts w:cstheme="minorHAnsi"/>
+          <w:color w:val="0563C1" w:themeColor="hyperlink"/>
+        </w:rPr>
+        <w:t>If you have NUMA node, compare the data transfer difference</w:t>
+      </w:r>
+      <w:r>
+        <w:rPr>
+          <w:rFonts w:cstheme="minorHAnsi"/>
+          <w:color w:val="0563C1" w:themeColor="hyperlink"/>
+        </w:rPr>
+        <w:t xml:space="preserve"> in throughput or latency</w:t>
+      </w:r>
+      <w:r>
+        <w:rPr>
+          <w:rFonts w:cstheme="minorHAnsi"/>
+          <w:color w:val="0563C1" w:themeColor="hyperlink"/>
+        </w:rPr>
+        <w:t xml:space="preserve"> between threads on same NUMA node and different NUMA nodes</w:t>
       </w:r>
     </w:p>
     <w:p>
@@ -761,7 +776,7 @@
           <w:rFonts w:cstheme="minorHAnsi"/>
           <w:color w:val="0563C1" w:themeColor="hyperlink"/>
         </w:rPr>
-        <w:t>Memory size</w:t>
+        <w:t>L1, L2, L3 cache size</w:t>
       </w:r>
     </w:p>
     <w:p>
@@ -782,7 +797,7 @@
           <w:rFonts w:cstheme="minorHAnsi"/>
           <w:color w:val="0563C1" w:themeColor="hyperlink"/>
         </w:rPr>
-        <w:t>Current free memory</w:t>
+        <w:t>Memory size</w:t>
       </w:r>
     </w:p>
     <w:p>
@@ -803,7 +818,7 @@
           <w:rFonts w:cstheme="minorHAnsi"/>
           <w:color w:val="0563C1" w:themeColor="hyperlink"/>
         </w:rPr>
-        <w:t>Disk size</w:t>
+        <w:t>Current free memory</w:t>
       </w:r>
     </w:p>
     <w:p>
@@ -824,7 +839,7 @@
           <w:rFonts w:cstheme="minorHAnsi"/>
           <w:color w:val="0563C1" w:themeColor="hyperlink"/>
         </w:rPr>
-        <w:t>Current utilization of the hard disk</w:t>
+        <w:t>Disk size</w:t>
       </w:r>
     </w:p>
     <w:p>
@@ -845,21 +860,7 @@
           <w:rFonts w:cstheme="minorHAnsi"/>
           <w:color w:val="0563C1" w:themeColor="hyperlink"/>
         </w:rPr>
-        <w:t xml:space="preserve">Network </w:t>
-      </w:r>
-      <w:r>
-        <w:rPr>
-          <w:rFonts w:cstheme="minorHAnsi"/>
-          <w:color w:val="0563C1" w:themeColor="hyperlink"/>
-        </w:rPr>
-        <w:t>IP address</w:t>
-      </w:r>
-      <w:r>
-        <w:rPr>
-          <w:rFonts w:cstheme="minorHAnsi"/>
-          <w:color w:val="0563C1" w:themeColor="hyperlink"/>
-        </w:rPr>
-        <w:t xml:space="preserve"> </w:t>
+        <w:t>Current utilization of the hard disk</w:t>
       </w:r>
     </w:p>
     <w:p>
@@ -880,21 +881,21 @@
           <w:rFonts w:cstheme="minorHAnsi"/>
           <w:color w:val="0563C1" w:themeColor="hyperlink"/>
         </w:rPr>
-        <w:t>Current Operating System</w:t>
-      </w:r>
-      <w:r>
-        <w:rPr>
-          <w:rFonts w:cstheme="minorHAnsi"/>
-          <w:color w:val="0563C1" w:themeColor="hyperlink"/>
-        </w:rPr>
-        <w:t xml:space="preserve"> name and version</w:t>
-      </w:r>
-      <w:r>
-        <w:rPr>
-          <w:rFonts w:cstheme="minorHAnsi"/>
-          <w:color w:val="0563C1" w:themeColor="hyperlink"/>
-        </w:rPr>
-        <w:t xml:space="preserve"> (open question)</w:t>
+        <w:t xml:space="preserve">Network </w:t>
+      </w:r>
+      <w:r>
+        <w:rPr>
+          <w:rFonts w:cstheme="minorHAnsi"/>
+          <w:color w:val="0563C1" w:themeColor="hyperlink"/>
+        </w:rPr>
+        <w:t>IP address</w:t>
+      </w:r>
+      <w:r>
+        <w:rPr>
+          <w:rFonts w:cstheme="minorHAnsi"/>
+          <w:color w:val="0563C1" w:themeColor="hyperlink"/>
+        </w:rPr>
+        <w:t xml:space="preserve"> </w:t>
       </w:r>
     </w:p>
     <w:p>
@@ -915,6 +916,42 @@
           <w:rFonts w:cstheme="minorHAnsi"/>
           <w:color w:val="0563C1" w:themeColor="hyperlink"/>
         </w:rPr>
+        <w:t>Current Operating System</w:t>
+      </w:r>
+      <w:r>
+        <w:rPr>
+          <w:rFonts w:cstheme="minorHAnsi"/>
+          <w:color w:val="0563C1" w:themeColor="hyperlink"/>
+        </w:rPr>
+        <w:t xml:space="preserve"> name and version</w:t>
+      </w:r>
+      <w:r>
+        <w:rPr>
+          <w:rFonts w:cstheme="minorHAnsi"/>
+          <w:color w:val="0563C1" w:themeColor="hyperlink"/>
+        </w:rPr>
+        <w:t xml:space="preserve"> (open question)</w:t>
+      </w:r>
+    </w:p>
+    <w:p>
+      <w:pPr>
+        <w:pStyle w:val="ListParagraph"/>
+        <w:numPr>
+          <w:ilvl w:val="0"/>
+          <w:numId w:val="5"/>
+        </w:numPr>
+        <w:jc w:val="both"/>
+        <w:rPr>
+          <w:rFonts w:cstheme="minorHAnsi"/>
+          <w:color w:val="0563C1" w:themeColor="hyperlink"/>
+        </w:rPr>
+      </w:pPr>
+      <w:r>
+        <w:rPr>
+          <w:rFonts w:cstheme="minorHAnsi"/>
+          <w:color w:val="0563C1" w:themeColor="hyperlink"/>
+        </w:rPr>
+        <w:lastRenderedPageBreak/>
         <w:t>Current OS kernel version</w:t>
       </w:r>
       <w:r>
@@ -1515,7 +1552,7 @@
 </file>
 
 <file path=word/endnotes.xml><?xml version="1.0" encoding="utf-8"?>
-<w:endnotes xmlns:wpc="http://schemas.microsoft.com/office/word/2010/wordprocessingCanvas" xmlns:cx="http://schemas.microsoft.com/office/drawing/2014/chartex" xmlns:cx1="http://schemas.microsoft.com/office/drawing/2015/9/8/chartex" xmlns:cx2="http://schemas.microsoft.com/office/drawing/2015/10/21/chartex" xmlns:cx3="http://schemas.microsoft.com/office/drawing/2016/5/9/chartex" xmlns:cx4="http://schemas.microsoft.com/office/drawing/2016/5/10/chartex" xmlns:cx5="http://schemas.microsoft.com/office/drawing/2016/5/11/chartex" xmlns:cx6="http://schemas.microsoft.com/office/drawing/2016/5/12/chartex" xmlns:cx7="http://schemas.microsoft.com/office/drawing/2016/5/13/chartex" xmlns:cx8="http://schemas.microsoft.com/office/drawing/2016/5/14/chartex" xmlns:mc="http://schemas.openxmlformats.org/markup-compatibility/2006" xmlns:aink="http://schemas.microsoft.com/office/drawing/2016/ink" xmlns:am3d="http://schemas.microsoft.com/office/drawing/2017/model3d" xmlns:o="urn:schemas-microsoft-com:office:office" xmlns:oel="http://schemas.microsoft.com/office/2019/extlst" xmlns:r="http://schemas.openxmlformats.org/officeDocument/2006/relationships" xmlns:m="http://schemas.openxmlformats.org/officeDocument/2006/math" xmlns:v="urn:schemas-microsoft-com:vml" xmlns:wp14="http://schemas.microsoft.com/office/word/2010/wordprocessingDrawing" xmlns:wp="http://schemas.openxmlformats.org/drawingml/2006/wordprocessingDrawing" xmlns:w10="urn:schemas-microsoft-com:office:word" xmlns:w="http://schemas.openxmlformats.org/wordprocessingml/2006/main" xmlns:w14="http://schemas.microsoft.com/office/word/2010/wordml" xmlns:w15="http://schemas.microsoft.com/office/word/2012/wordml" xmlns:w16cex="http://schemas.microsoft.com/office/word/2018/wordml/cex" xmlns:w16cid="http://schemas.microsoft.com/office/word/2016/wordml/cid" xmlns:w16="http://schemas.microsoft.com/office/word/2018/wordml" xmlns:w16du="http://schemas.microsoft.com/office/word/2023/wordml/word16du" xmlns:w16sdtdh="http://schemas.microsoft.com/office/word/2020/wordml/sdtdatahash" xmlns:w16se="http://schemas.microsoft.com/office/word/2015/wordml/symex" xmlns:wpg="http://schemas.microsoft.com/office/word/2010/wordprocessingGroup" xmlns:wpi="http://schemas.microsoft.com/office/word/2010/wordprocessingInk" xmlns:wne="http://schemas.microsoft.com/office/word/2006/wordml" xmlns:wps="http://schemas.microsoft.com/office/word/2010/wordprocessingShape" mc:Ignorable="w14 w15 w16se w16cid w16 w16cex w16sdtdh w16du wp14">
+<w:endnotes xmlns:wpc="http://schemas.microsoft.com/office/word/2010/wordprocessingCanvas" xmlns:cx="http://schemas.microsoft.com/office/drawing/2014/chartex" xmlns:cx1="http://schemas.microsoft.com/office/drawing/2015/9/8/chartex" xmlns:cx2="http://schemas.microsoft.com/office/drawing/2015/10/21/chartex" xmlns:cx3="http://schemas.microsoft.com/office/drawing/2016/5/9/chartex" xmlns:cx4="http://schemas.microsoft.com/office/drawing/2016/5/10/chartex" xmlns:cx5="http://schemas.microsoft.com/office/drawing/2016/5/11/chartex" xmlns:cx6="http://schemas.microsoft.com/office/drawing/2016/5/12/chartex" xmlns:cx7="http://schemas.microsoft.com/office/drawing/2016/5/13/chartex" xmlns:cx8="http://schemas.microsoft.com/office/drawing/2016/5/14/chartex" xmlns:mc="http://schemas.openxmlformats.org/markup-compatibility/2006" xmlns:m="http://schemas.openxmlformats.org/officeDocument/2006/math" xmlns:aink="http://schemas.microsoft.com/office/drawing/2016/ink" xmlns:am3d="http://schemas.microsoft.com/office/drawing/2017/model3d" xmlns:oel="http://schemas.microsoft.com/office/2019/extlst" xmlns:r="http://schemas.openxmlformats.org/officeDocument/2006/relationships" xmlns:wp14="http://schemas.microsoft.com/office/word/2010/wordprocessingDrawing" xmlns:wp="http://schemas.openxmlformats.org/drawingml/2006/wordprocessingDrawing" xmlns:wpg="http://schemas.microsoft.com/office/word/2010/wordprocessingGroup" xmlns:wpi="http://schemas.microsoft.com/office/word/2010/wordprocessingInk" xmlns:wps="http://schemas.microsoft.com/office/word/2010/wordprocessingShape" xmlns:o="urn:schemas-microsoft-com:office:office" xmlns:v="urn:schemas-microsoft-com:vml" xmlns:w10="urn:schemas-microsoft-com:office:word" xmlns:w="http://schemas.openxmlformats.org/wordprocessingml/2006/main" xmlns:w14="http://schemas.microsoft.com/office/word/2010/wordml" xmlns:w15="http://schemas.microsoft.com/office/word/2012/wordml" xmlns:w16cei="http://schemas.microsoft.com/office/word/2026/wordml/cei" xmlns:w16cex="http://schemas.microsoft.com/office/word/2018/wordml/cex" xmlns:w16cid="http://schemas.microsoft.com/office/word/2016/wordml/cid" xmlns:w16="http://schemas.microsoft.com/office/word/2018/wordml" xmlns:w16sdtdh="http://schemas.microsoft.com/office/word/2020/wordml/sdtdatahash" xmlns:w16sdtfl="http://schemas.microsoft.com/office/word/2024/wordml/sdtformatlock" xmlns:w16se="http://schemas.microsoft.com/office/word/2015/wordml/symex" xmlns:w16du="http://schemas.microsoft.com/office/word/2023/wordml/word16du" xmlns:wne="http://schemas.microsoft.com/office/word/2006/wordml" mc:Ignorable="w14 w15 w16se w16cid w16 w16cex w16sdtdh w16sdtfl w16du wp14">
   <w:endnote w:type="separator" w:id="-1">
     <w:p>
       <w:r>
@@ -1534,7 +1571,7 @@
 </file>
 
 <file path=word/footnotes.xml><?xml version="1.0" encoding="utf-8"?>
-<w:footnotes xmlns:wpc="http://schemas.microsoft.com/office/word/2010/wordprocessingCanvas" xmlns:cx="http://schemas.microsoft.com/office/drawing/2014/chartex" xmlns:cx1="http://schemas.microsoft.com/office/drawing/2015/9/8/chartex" xmlns:cx2="http://schemas.microsoft.com/office/drawing/2015/10/21/chartex" xmlns:cx3="http://schemas.microsoft.com/office/drawing/2016/5/9/chartex" xmlns:cx4="http://schemas.microsoft.com/office/drawing/2016/5/10/chartex" xmlns:cx5="http://schemas.microsoft.com/office/drawing/2016/5/11/chartex" xmlns:cx6="http://schemas.microsoft.com/office/drawing/2016/5/12/chartex" xmlns:cx7="http://schemas.microsoft.com/office/drawing/2016/5/13/chartex" xmlns:cx8="http://schemas.microsoft.com/office/drawing/2016/5/14/chartex" xmlns:mc="http://schemas.openxmlformats.org/markup-compatibility/2006" xmlns:aink="http://schemas.microsoft.com/office/drawing/2016/ink" xmlns:am3d="http://schemas.microsoft.com/office/drawing/2017/model3d" xmlns:o="urn:schemas-microsoft-com:office:office" xmlns:oel="http://schemas.microsoft.com/office/2019/extlst" xmlns:r="http://schemas.openxmlformats.org/officeDocument/2006/relationships" xmlns:m="http://schemas.openxmlformats.org/officeDocument/2006/math" xmlns:v="urn:schemas-microsoft-com:vml" xmlns:wp14="http://schemas.microsoft.com/office/word/2010/wordprocessingDrawing" xmlns:wp="http://schemas.openxmlformats.org/drawingml/2006/wordprocessingDrawing" xmlns:w10="urn:schemas-microsoft-com:office:word" xmlns:w="http://schemas.openxmlformats.org/wordprocessingml/2006/main" xmlns:w14="http://schemas.microsoft.com/office/word/2010/wordml" xmlns:w15="http://schemas.microsoft.com/office/word/2012/wordml" xmlns:w16cex="http://schemas.microsoft.com/office/word/2018/wordml/cex" xmlns:w16cid="http://schemas.microsoft.com/office/word/2016/wordml/cid" xmlns:w16="http://schemas.microsoft.com/office/word/2018/wordml" xmlns:w16du="http://schemas.microsoft.com/office/word/2023/wordml/word16du" xmlns:w16sdtdh="http://schemas.microsoft.com/office/word/2020/wordml/sdtdatahash" xmlns:w16se="http://schemas.microsoft.com/office/word/2015/wordml/symex" xmlns:wpg="http://schemas.microsoft.com/office/word/2010/wordprocessingGroup" xmlns:wpi="http://schemas.microsoft.com/office/word/2010/wordprocessingInk" xmlns:wne="http://schemas.microsoft.com/office/word/2006/wordml" xmlns:wps="http://schemas.microsoft.com/office/word/2010/wordprocessingShape" mc:Ignorable="w14 w15 w16se w16cid w16 w16cex w16sdtdh w16du wp14">
+<w:footnotes xmlns:wpc="http://schemas.microsoft.com/office/word/2010/wordprocessingCanvas" xmlns:cx="http://schemas.microsoft.com/office/drawing/2014/chartex" xmlns:cx1="http://schemas.microsoft.com/office/drawing/2015/9/8/chartex" xmlns:cx2="http://schemas.microsoft.com/office/drawing/2015/10/21/chartex" xmlns:cx3="http://schemas.microsoft.com/office/drawing/2016/5/9/chartex" xmlns:cx4="http://schemas.microsoft.com/office/drawing/2016/5/10/chartex" xmlns:cx5="http://schemas.microsoft.com/office/drawing/2016/5/11/chartex" xmlns:cx6="http://schemas.microsoft.com/office/drawing/2016/5/12/chartex" xmlns:cx7="http://schemas.microsoft.com/office/drawing/2016/5/13/chartex" xmlns:cx8="http://schemas.microsoft.com/office/drawing/2016/5/14/chartex" xmlns:mc="http://schemas.openxmlformats.org/markup-compatibility/2006" xmlns:m="http://schemas.openxmlformats.org/officeDocument/2006/math" xmlns:aink="http://schemas.microsoft.com/office/drawing/2016/ink" xmlns:am3d="http://schemas.microsoft.com/office/drawing/2017/model3d" xmlns:oel="http://schemas.microsoft.com/office/2019/extlst" xmlns:r="http://schemas.openxmlformats.org/officeDocument/2006/relationships" xmlns:wp14="http://schemas.microsoft.com/office/word/2010/wordprocessingDrawing" xmlns:wp="http://schemas.openxmlformats.org/drawingml/2006/wordprocessingDrawing" xmlns:wpg="http://schemas.microsoft.com/office/word/2010/wordprocessingGroup" xmlns:wpi="http://schemas.microsoft.com/office/word/2010/wordprocessingInk" xmlns:wps="http://schemas.microsoft.com/office/word/2010/wordprocessingShape" xmlns:o="urn:schemas-microsoft-com:office:office" xmlns:v="urn:schemas-microsoft-com:vml" xmlns:w10="urn:schemas-microsoft-com:office:word" xmlns:w="http://schemas.openxmlformats.org/wordprocessingml/2006/main" xmlns:w14="http://schemas.microsoft.com/office/word/2010/wordml" xmlns:w15="http://schemas.microsoft.com/office/word/2012/wordml" xmlns:w16cei="http://schemas.microsoft.com/office/word/2026/wordml/cei" xmlns:w16cex="http://schemas.microsoft.com/office/word/2018/wordml/cex" xmlns:w16cid="http://schemas.microsoft.com/office/word/2016/wordml/cid" xmlns:w16="http://schemas.microsoft.com/office/word/2018/wordml" xmlns:w16sdtdh="http://schemas.microsoft.com/office/word/2020/wordml/sdtdatahash" xmlns:w16sdtfl="http://schemas.microsoft.com/office/word/2024/wordml/sdtformatlock" xmlns:w16se="http://schemas.microsoft.com/office/word/2015/wordml/symex" xmlns:w16du="http://schemas.microsoft.com/office/word/2023/wordml/word16du" xmlns:wne="http://schemas.microsoft.com/office/word/2006/wordml" mc:Ignorable="w14 w15 w16se w16cid w16 w16cex w16sdtdh w16sdtfl w16du wp14">
   <w:footnote w:type="separator" w:id="-1">
     <w:p>
       <w:r>
@@ -1553,7 +1590,7 @@
 </file>
 
 <file path=word/numbering.xml><?xml version="1.0" encoding="utf-8"?>
-<w:numbering xmlns:wpc="http://schemas.microsoft.com/office/word/2010/wordprocessingCanvas" xmlns:cx="http://schemas.microsoft.com/office/drawing/2014/chartex" xmlns:cx1="http://schemas.microsoft.com/office/drawing/2015/9/8/chartex" xmlns:cx2="http://schemas.microsoft.com/office/drawing/2015/10/21/chartex" xmlns:cx3="http://schemas.microsoft.com/office/drawing/2016/5/9/chartex" xmlns:cx4="http://schemas.microsoft.com/office/drawing/2016/5/10/chartex" xmlns:cx5="http://schemas.microsoft.com/office/drawing/2016/5/11/chartex" xmlns:cx6="http://schemas.microsoft.com/office/drawing/2016/5/12/chartex" xmlns:cx7="http://schemas.microsoft.com/office/drawing/2016/5/13/chartex" xmlns:cx8="http://schemas.microsoft.com/office/drawing/2016/5/14/chartex" xmlns:mc="http://schemas.openxmlformats.org/markup-compatibility/2006" xmlns:aink="http://schemas.microsoft.com/office/drawing/2016/ink" xmlns:am3d="http://schemas.microsoft.com/office/drawing/2017/model3d" xmlns:o="urn:schemas-microsoft-com:office:office" xmlns:oel="http://schemas.microsoft.com/office/2019/extlst" xmlns:r="http://schemas.openxmlformats.org/officeDocument/2006/relationships" xmlns:m="http://schemas.openxmlformats.org/officeDocument/2006/math" xmlns:v="urn:schemas-microsoft-com:vml" xmlns:wp14="http://schemas.microsoft.com/office/word/2010/wordprocessingDrawing" xmlns:wp="http://schemas.openxmlformats.org/drawingml/2006/wordprocessingDrawing" xmlns:w10="urn:schemas-microsoft-com:office:word" xmlns:w="http://schemas.openxmlformats.org/wordprocessingml/2006/main" xmlns:w14="http://schemas.microsoft.com/office/word/2010/wordml" xmlns:w15="http://schemas.microsoft.com/office/word/2012/wordml" xmlns:w16cex="http://schemas.microsoft.com/office/word/2018/wordml/cex" xmlns:w16cid="http://schemas.microsoft.com/office/word/2016/wordml/cid" xmlns:w16="http://schemas.microsoft.com/office/word/2018/wordml" xmlns:w16du="http://schemas.microsoft.com/office/word/2023/wordml/word16du" xmlns:w16sdtdh="http://schemas.microsoft.com/office/word/2020/wordml/sdtdatahash" xmlns:w16se="http://schemas.microsoft.com/office/word/2015/wordml/symex" xmlns:wpg="http://schemas.microsoft.com/office/word/2010/wordprocessingGroup" xmlns:wpi="http://schemas.microsoft.com/office/word/2010/wordprocessingInk" xmlns:wne="http://schemas.microsoft.com/office/word/2006/wordml" xmlns:wps="http://schemas.microsoft.com/office/word/2010/wordprocessingShape" mc:Ignorable="w14 w15 w16se w16cid w16 w16cex w16sdtdh w16du wp14">
+<w:numbering xmlns:wpc="http://schemas.microsoft.com/office/word/2010/wordprocessingCanvas" xmlns:cx="http://schemas.microsoft.com/office/drawing/2014/chartex" xmlns:cx1="http://schemas.microsoft.com/office/drawing/2015/9/8/chartex" xmlns:cx2="http://schemas.microsoft.com/office/drawing/2015/10/21/chartex" xmlns:cx3="http://schemas.microsoft.com/office/drawing/2016/5/9/chartex" xmlns:cx4="http://schemas.microsoft.com/office/drawing/2016/5/10/chartex" xmlns:cx5="http://schemas.microsoft.com/office/drawing/2016/5/11/chartex" xmlns:cx6="http://schemas.microsoft.com/office/drawing/2016/5/12/chartex" xmlns:cx7="http://schemas.microsoft.com/office/drawing/2016/5/13/chartex" xmlns:cx8="http://schemas.microsoft.com/office/drawing/2016/5/14/chartex" xmlns:mc="http://schemas.openxmlformats.org/markup-compatibility/2006" xmlns:m="http://schemas.openxmlformats.org/officeDocument/2006/math" xmlns:aink="http://schemas.microsoft.com/office/drawing/2016/ink" xmlns:am3d="http://schemas.microsoft.com/office/drawing/2017/model3d" xmlns:oel="http://schemas.microsoft.com/office/2019/extlst" xmlns:r="http://schemas.openxmlformats.org/officeDocument/2006/relationships" xmlns:wp14="http://schemas.microsoft.com/office/word/2010/wordprocessingDrawing" xmlns:wp="http://schemas.openxmlformats.org/drawingml/2006/wordprocessingDrawing" xmlns:wpg="http://schemas.microsoft.com/office/word/2010/wordprocessingGroup" xmlns:wpi="http://schemas.microsoft.com/office/word/2010/wordprocessingInk" xmlns:wps="http://schemas.microsoft.com/office/word/2010/wordprocessingShape" xmlns:o="urn:schemas-microsoft-com:office:office" xmlns:v="urn:schemas-microsoft-com:vml" xmlns:w10="urn:schemas-microsoft-com:office:word" xmlns:w="http://schemas.openxmlformats.org/wordprocessingml/2006/main" xmlns:w14="http://schemas.microsoft.com/office/word/2010/wordml" xmlns:w15="http://schemas.microsoft.com/office/word/2012/wordml" xmlns:w16cei="http://schemas.microsoft.com/office/word/2026/wordml/cei" xmlns:w16cex="http://schemas.microsoft.com/office/word/2018/wordml/cex" xmlns:w16cid="http://schemas.microsoft.com/office/word/2016/wordml/cid" xmlns:w16="http://schemas.microsoft.com/office/word/2018/wordml" xmlns:w16sdtdh="http://schemas.microsoft.com/office/word/2020/wordml/sdtdatahash" xmlns:w16sdtfl="http://schemas.microsoft.com/office/word/2024/wordml/sdtformatlock" xmlns:w16se="http://schemas.microsoft.com/office/word/2015/wordml/symex" xmlns:w16du="http://schemas.microsoft.com/office/word/2023/wordml/word16du" xmlns:wne="http://schemas.microsoft.com/office/word/2006/wordml" mc:Ignorable="w14 w15 w16se w16cid w16 w16cex w16sdtdh w16sdtfl w16du wp14">
   <w:abstractNum w:abstractNumId="0" w15:restartNumberingAfterBreak="0">
     <w:nsid w:val="278B4249"/>
     <w:multiLevelType w:val="hybridMultilevel"/>
@@ -1644,6 +1681,119 @@
     </w:lvl>
   </w:abstractNum>
   <w:abstractNum w:abstractNumId="1" w15:restartNumberingAfterBreak="0">
+    <w:nsid w:val="380E1E7F"/>
+    <w:multiLevelType w:val="hybridMultilevel"/>
+    <w:tmpl w:val="5B94B8E8"/>
+    <w:lvl w:ilvl="0" w:tplc="04090001">
+      <w:start w:val="1"/>
+      <w:numFmt w:val="bullet"/>
+      <w:lvlText w:val=""/>
+      <w:lvlJc w:val="left"/>
+      <w:pPr>
+        <w:ind w:left="1800" w:hanging="360"/>
+      </w:pPr>
+      <w:rPr>
+        <w:rFonts w:ascii="Symbol" w:hAnsi="Symbol" w:hint="default"/>
+      </w:rPr>
+    </w:lvl>
+    <w:lvl w:ilvl="1" w:tplc="04090003" w:tentative="1">
+      <w:start w:val="1"/>
+      <w:numFmt w:val="bullet"/>
+      <w:lvlText w:val="o"/>
+      <w:lvlJc w:val="left"/>
+      <w:pPr>
+        <w:ind w:left="2520" w:hanging="360"/>
+      </w:pPr>
+      <w:rPr>
+        <w:rFonts w:ascii="Courier New" w:hAnsi="Courier New" w:cs="Courier New" w:hint="default"/>
+      </w:rPr>
+    </w:lvl>
+    <w:lvl w:ilvl="2" w:tplc="04090005" w:tentative="1">
+      <w:start w:val="1"/>
+      <w:numFmt w:val="bullet"/>
+      <w:lvlText w:val=""/>
+      <w:lvlJc w:val="left"/>
+      <w:pPr>
+        <w:ind w:left="3240" w:hanging="360"/>
+      </w:pPr>
+      <w:rPr>
+        <w:rFonts w:ascii="Wingdings" w:hAnsi="Wingdings" w:hint="default"/>
+      </w:rPr>
+    </w:lvl>
+    <w:lvl w:ilvl="3" w:tplc="04090001" w:tentative="1">
+      <w:start w:val="1"/>
+      <w:numFmt w:val="bullet"/>
+      <w:lvlText w:val=""/>
+      <w:lvlJc w:val="left"/>
+      <w:pPr>
+        <w:ind w:left="3960" w:hanging="360"/>
+      </w:pPr>
+      <w:rPr>
+        <w:rFonts w:ascii="Symbol" w:hAnsi="Symbol" w:hint="default"/>
+      </w:rPr>
+    </w:lvl>
+    <w:lvl w:ilvl="4" w:tplc="04090003" w:tentative="1">
+      <w:start w:val="1"/>
+      <w:numFmt w:val="bullet"/>
+      <w:lvlText w:val="o"/>
+      <w:lvlJc w:val="left"/>
+      <w:pPr>
+        <w:ind w:left="4680" w:hanging="360"/>
+      </w:pPr>
+      <w:rPr>
+        <w:rFonts w:ascii="Courier New" w:hAnsi="Courier New" w:cs="Courier New" w:hint="default"/>
+      </w:rPr>
+    </w:lvl>
+    <w:lvl w:ilvl="5" w:tplc="04090005" w:tentative="1">
+      <w:start w:val="1"/>
+      <w:numFmt w:val="bullet"/>
+      <w:lvlText w:val=""/>
+      <w:lvlJc w:val="left"/>
+      <w:pPr>
+        <w:ind w:left="5400" w:hanging="360"/>
+      </w:pPr>
+      <w:rPr>
+        <w:rFonts w:ascii="Wingdings" w:hAnsi="Wingdings" w:hint="default"/>
+      </w:rPr>
+    </w:lvl>
+    <w:lvl w:ilvl="6" w:tplc="04090001" w:tentative="1">
+      <w:start w:val="1"/>
+      <w:numFmt w:val="bullet"/>
+      <w:lvlText w:val=""/>
+      <w:lvlJc w:val="left"/>
+      <w:pPr>
+        <w:ind w:left="6120" w:hanging="360"/>
+      </w:pPr>
+      <w:rPr>
+        <w:rFonts w:ascii="Symbol" w:hAnsi="Symbol" w:hint="default"/>
+      </w:rPr>
+    </w:lvl>
+    <w:lvl w:ilvl="7" w:tplc="04090003" w:tentative="1">
+      <w:start w:val="1"/>
+      <w:numFmt w:val="bullet"/>
+      <w:lvlText w:val="o"/>
+      <w:lvlJc w:val="left"/>
+      <w:pPr>
+        <w:ind w:left="6840" w:hanging="360"/>
+      </w:pPr>
+      <w:rPr>
+        <w:rFonts w:ascii="Courier New" w:hAnsi="Courier New" w:cs="Courier New" w:hint="default"/>
+      </w:rPr>
+    </w:lvl>
+    <w:lvl w:ilvl="8" w:tplc="04090005" w:tentative="1">
+      <w:start w:val="1"/>
+      <w:numFmt w:val="bullet"/>
+      <w:lvlText w:val=""/>
+      <w:lvlJc w:val="left"/>
+      <w:pPr>
+        <w:ind w:left="7560" w:hanging="360"/>
+      </w:pPr>
+      <w:rPr>
+        <w:rFonts w:ascii="Wingdings" w:hAnsi="Wingdings" w:hint="default"/>
+      </w:rPr>
+    </w:lvl>
+  </w:abstractNum>
+  <w:abstractNum w:abstractNumId="2" w15:restartNumberingAfterBreak="0">
     <w:nsid w:val="5B6A28C8"/>
     <w:multiLevelType w:val="hybridMultilevel"/>
     <w:tmpl w:val="67EAF4C8"/>
@@ -1756,7 +1906,7 @@
       </w:rPr>
     </w:lvl>
   </w:abstractNum>
-  <w:abstractNum w:abstractNumId="2" w15:restartNumberingAfterBreak="0">
+  <w:abstractNum w:abstractNumId="3" w15:restartNumberingAfterBreak="0">
     <w:nsid w:val="5B9F3864"/>
     <w:multiLevelType w:val="hybridMultilevel"/>
     <w:tmpl w:val="D428A818"/>
@@ -1845,7 +1995,7 @@
       </w:pPr>
     </w:lvl>
   </w:abstractNum>
-  <w:abstractNum w:abstractNumId="3" w15:restartNumberingAfterBreak="0">
+  <w:abstractNum w:abstractNumId="4" w15:restartNumberingAfterBreak="0">
     <w:nsid w:val="5BC31E55"/>
     <w:multiLevelType w:val="hybridMultilevel"/>
     <w:tmpl w:val="D428A818"/>
@@ -1934,7 +2084,7 @@
       </w:pPr>
     </w:lvl>
   </w:abstractNum>
-  <w:abstractNum w:abstractNumId="4" w15:restartNumberingAfterBreak="0">
+  <w:abstractNum w:abstractNumId="5" w15:restartNumberingAfterBreak="0">
     <w:nsid w:val="65B472BC"/>
     <w:multiLevelType w:val="hybridMultilevel"/>
     <w:tmpl w:val="BCA46FB8"/>
@@ -2047,7 +2197,7 @@
       </w:rPr>
     </w:lvl>
   </w:abstractNum>
-  <w:abstractNum w:abstractNumId="5" w15:restartNumberingAfterBreak="0">
+  <w:abstractNum w:abstractNumId="6" w15:restartNumberingAfterBreak="0">
     <w:nsid w:val="74984AFD"/>
     <w:multiLevelType w:val="hybridMultilevel"/>
     <w:tmpl w:val="5F70E6DA"/>
@@ -2164,25 +2314,28 @@
     <w:abstractNumId w:val="0"/>
   </w:num>
   <w:num w:numId="2" w16cid:durableId="1574465995">
+    <w:abstractNumId w:val="3"/>
+  </w:num>
+  <w:num w:numId="3" w16cid:durableId="2060203995">
+    <w:abstractNumId w:val="4"/>
+  </w:num>
+  <w:num w:numId="4" w16cid:durableId="2103989668">
+    <w:abstractNumId w:val="5"/>
+  </w:num>
+  <w:num w:numId="5" w16cid:durableId="235359431">
+    <w:abstractNumId w:val="6"/>
+  </w:num>
+  <w:num w:numId="6" w16cid:durableId="916398920">
     <w:abstractNumId w:val="2"/>
   </w:num>
-  <w:num w:numId="3" w16cid:durableId="2060203995">
-    <w:abstractNumId w:val="3"/>
-  </w:num>
-  <w:num w:numId="4" w16cid:durableId="2103989668">
-    <w:abstractNumId w:val="4"/>
-  </w:num>
-  <w:num w:numId="5" w16cid:durableId="235359431">
-    <w:abstractNumId w:val="5"/>
-  </w:num>
-  <w:num w:numId="6" w16cid:durableId="916398920">
+  <w:num w:numId="7" w16cid:durableId="1384325112">
     <w:abstractNumId w:val="1"/>
   </w:num>
 </w:numbering>
 </file>
 
 <file path=word/styles.xml><?xml version="1.0" encoding="utf-8"?>
-<w:styles xmlns:mc="http://schemas.openxmlformats.org/markup-compatibility/2006" xmlns:r="http://schemas.openxmlformats.org/officeDocument/2006/relationships" xmlns:w="http://schemas.openxmlformats.org/wordprocessingml/2006/main" xmlns:w14="http://schemas.microsoft.com/office/word/2010/wordml" xmlns:w15="http://schemas.microsoft.com/office/word/2012/wordml" xmlns:w16cex="http://schemas.microsoft.com/office/word/2018/wordml/cex" xmlns:w16cid="http://schemas.microsoft.com/office/word/2016/wordml/cid" xmlns:w16="http://schemas.microsoft.com/office/word/2018/wordml" xmlns:w16du="http://schemas.microsoft.com/office/word/2023/wordml/word16du" xmlns:w16sdtdh="http://schemas.microsoft.com/office/word/2020/wordml/sdtdatahash" xmlns:w16se="http://schemas.microsoft.com/office/word/2015/wordml/symex" mc:Ignorable="w14 w15 w16se w16cid w16 w16cex w16sdtdh w16du">
+<w:styles xmlns:mc="http://schemas.openxmlformats.org/markup-compatibility/2006" xmlns:r="http://schemas.openxmlformats.org/officeDocument/2006/relationships" xmlns:w="http://schemas.openxmlformats.org/wordprocessingml/2006/main" xmlns:w14="http://schemas.microsoft.com/office/word/2010/wordml" xmlns:w15="http://schemas.microsoft.com/office/word/2012/wordml" xmlns:w16cex="http://schemas.microsoft.com/office/word/2018/wordml/cex" xmlns:w16cid="http://schemas.microsoft.com/office/word/2016/wordml/cid" xmlns:w16="http://schemas.microsoft.com/office/word/2018/wordml" xmlns:w16sdtdh="http://schemas.microsoft.com/office/word/2020/wordml/sdtdatahash" xmlns:w16sdtfl="http://schemas.microsoft.com/office/word/2024/wordml/sdtformatlock" xmlns:w16se="http://schemas.microsoft.com/office/word/2015/wordml/symex" xmlns:w16du="http://schemas.microsoft.com/office/word/2023/wordml/word16du" mc:Ignorable="w14 w15 w16se w16cid w16 w16cex w16sdtdh w16sdtfl w16du">
   <w:docDefaults>
     <w:rPrDefault>
       <w:rPr>
